--- a/Optimalisasi-dan-Automasi/Modul-Word/Modul-6-Ekstraksi-Fitur-Domain-Waktu.docx
+++ b/Optimalisasi-dan-Automasi/Modul-Word/Modul-6-Ekstraksi-Fitur-Domain-Waktu.docx
@@ -2667,7 +2667,7 @@
       <w:r>
         <w:drawing>
           <wp:inline xmlns:a="http://schemas.openxmlformats.org/drawingml/2006/main" xmlns:pic="http://schemas.openxmlformats.org/drawingml/2006/picture">
-            <wp:extent cx="8258694" cy="1936865"/>
+            <wp:extent cx="5472000" cy="1283317"/>
             <wp:docPr id="1858245148" name="Picture 1858245148"/>
             <wp:cNvGraphicFramePr>
               <a:graphicFrameLocks noChangeAspect="1"/>
@@ -2688,7 +2688,7 @@
                   <pic:spPr>
                     <a:xfrm>
                       <a:off x="0" y="0"/>
-                      <a:ext cx="8258694" cy="1936865"/>
+                      <a:ext cx="5472000" cy="1283317"/>
                     </a:xfrm>
                     <a:prstGeom prst="rect"/>
                   </pic:spPr>
@@ -2897,7 +2897,7 @@
       <w:r>
         <w:drawing>
           <wp:inline xmlns:a="http://schemas.openxmlformats.org/drawingml/2006/main" xmlns:pic="http://schemas.openxmlformats.org/drawingml/2006/picture">
-            <wp:extent cx="8121534" cy="4339243"/>
+            <wp:extent cx="5472000" cy="2923627"/>
             <wp:docPr id="1858245149" name="Picture 1858245149"/>
             <wp:cNvGraphicFramePr>
               <a:graphicFrameLocks noChangeAspect="1"/>
@@ -2918,7 +2918,7 @@
                   <pic:spPr>
                     <a:xfrm>
                       <a:off x="0" y="0"/>
-                      <a:ext cx="8121534" cy="4339243"/>
+                      <a:ext cx="5472000" cy="2923627"/>
                     </a:xfrm>
                     <a:prstGeom prst="rect"/>
                   </pic:spPr>
@@ -4550,7 +4550,7 @@
       <w:r>
         <w:drawing>
           <wp:inline xmlns:a="http://schemas.openxmlformats.org/drawingml/2006/main" xmlns:pic="http://schemas.openxmlformats.org/drawingml/2006/picture">
-            <wp:extent cx="7892934" cy="4983480"/>
+            <wp:extent cx="5472000" cy="3454939"/>
             <wp:docPr id="1858245150" name="Picture 1858245150"/>
             <wp:cNvGraphicFramePr>
               <a:graphicFrameLocks noChangeAspect="1"/>
@@ -4571,7 +4571,7 @@
                   <pic:spPr>
                     <a:xfrm>
                       <a:off x="0" y="0"/>
-                      <a:ext cx="7892934" cy="4983480"/>
+                      <a:ext cx="5472000" cy="3454939"/>
                     </a:xfrm>
                     <a:prstGeom prst="rect"/>
                   </pic:spPr>
@@ -4631,7 +4631,7 @@
       <w:r>
         <w:drawing>
           <wp:inline xmlns:a="http://schemas.openxmlformats.org/drawingml/2006/main" xmlns:pic="http://schemas.openxmlformats.org/drawingml/2006/picture">
-            <wp:extent cx="8537170" cy="5104014"/>
+            <wp:extent cx="5472000" cy="3271478"/>
             <wp:docPr id="1858245151" name="Picture 1858245151"/>
             <wp:cNvGraphicFramePr>
               <a:graphicFrameLocks noChangeAspect="1"/>
@@ -4652,7 +4652,7 @@
                   <pic:spPr>
                     <a:xfrm>
                       <a:off x="0" y="0"/>
-                      <a:ext cx="8537170" cy="5104014"/>
+                      <a:ext cx="5472000" cy="3271478"/>
                     </a:xfrm>
                     <a:prstGeom prst="rect"/>
                   </pic:spPr>

--- a/Optimalisasi-dan-Automasi/Modul-Word/Modul-6-Ekstraksi-Fitur-Domain-Waktu.docx
+++ b/Optimalisasi-dan-Automasi/Modul-Word/Modul-6-Ekstraksi-Fitur-Domain-Waktu.docx
@@ -3157,12 +3157,18 @@
         <w:tc>
           <w:tcPr>
             <w:tcW w:type="dxa" w:w="2197"/>
+            <w:tcMar>
+              <w:top w:w="40" w:type="dxa"/>
+              <w:bottom w:w="40" w:type="dxa"/>
+              <w:left w:w="100" w:type="dxa"/>
+              <w:right w:w="100" w:type="dxa"/>
+            </w:tcMar>
             <w:shd w:val="clear" w:fill="DCE4F1"/>
           </w:tcPr>
           <w:p>
             <w:pPr>
               <w:keepNext/>
-              <w:spacing w:after="0"/>
+              <w:spacing w:line="240" w:lineRule="auto" w:before="0" w:after="0"/>
             </w:pPr>
             <w:r>
               <w:rPr>
@@ -3178,12 +3184,18 @@
         <w:tc>
           <w:tcPr>
             <w:tcW w:type="dxa" w:w="2197"/>
+            <w:tcMar>
+              <w:top w:w="40" w:type="dxa"/>
+              <w:bottom w:w="40" w:type="dxa"/>
+              <w:left w:w="100" w:type="dxa"/>
+              <w:right w:w="100" w:type="dxa"/>
+            </w:tcMar>
             <w:shd w:val="clear" w:fill="DCE4F1"/>
           </w:tcPr>
           <w:p>
             <w:pPr>
               <w:keepNext/>
-              <w:spacing w:after="0"/>
+              <w:spacing w:line="240" w:lineRule="auto" w:before="0" w:after="0"/>
             </w:pPr>
             <w:r>
               <w:rPr>
@@ -3199,12 +3211,18 @@
         <w:tc>
           <w:tcPr>
             <w:tcW w:type="dxa" w:w="2197"/>
+            <w:tcMar>
+              <w:top w:w="40" w:type="dxa"/>
+              <w:bottom w:w="40" w:type="dxa"/>
+              <w:left w:w="100" w:type="dxa"/>
+              <w:right w:w="100" w:type="dxa"/>
+            </w:tcMar>
             <w:shd w:val="clear" w:fill="DCE4F1"/>
           </w:tcPr>
           <w:p>
             <w:pPr>
               <w:keepNext/>
-              <w:spacing w:after="0"/>
+              <w:spacing w:line="240" w:lineRule="auto" w:before="0" w:after="0"/>
             </w:pPr>
             <w:r>
               <w:rPr>
@@ -3220,12 +3238,18 @@
         <w:tc>
           <w:tcPr>
             <w:tcW w:type="dxa" w:w="2197"/>
+            <w:tcMar>
+              <w:top w:w="40" w:type="dxa"/>
+              <w:bottom w:w="40" w:type="dxa"/>
+              <w:left w:w="100" w:type="dxa"/>
+              <w:right w:w="100" w:type="dxa"/>
+            </w:tcMar>
             <w:shd w:val="clear" w:fill="DCE4F1"/>
           </w:tcPr>
           <w:p>
             <w:pPr>
               <w:keepNext/>
-              <w:spacing w:after="0"/>
+              <w:spacing w:line="240" w:lineRule="auto" w:before="0" w:after="0"/>
             </w:pPr>
             <w:r>
               <w:rPr>
@@ -3246,11 +3270,17 @@
         <w:tc>
           <w:tcPr>
             <w:tcW w:type="dxa" w:w="2197"/>
+            <w:tcMar>
+              <w:top w:w="40" w:type="dxa"/>
+              <w:bottom w:w="40" w:type="dxa"/>
+              <w:left w:w="100" w:type="dxa"/>
+              <w:right w:w="100" w:type="dxa"/>
+            </w:tcMar>
           </w:tcPr>
           <w:p>
             <w:pPr>
               <w:keepNext/>
-              <w:spacing w:after="0"/>
+              <w:spacing w:line="240" w:lineRule="auto" w:before="0" w:after="0"/>
             </w:pPr>
             <w:r>
               <w:rPr>
@@ -3266,11 +3296,17 @@
         <w:tc>
           <w:tcPr>
             <w:tcW w:type="dxa" w:w="2197"/>
+            <w:tcMar>
+              <w:top w:w="40" w:type="dxa"/>
+              <w:bottom w:w="40" w:type="dxa"/>
+              <w:left w:w="100" w:type="dxa"/>
+              <w:right w:w="100" w:type="dxa"/>
+            </w:tcMar>
           </w:tcPr>
           <w:p>
             <w:pPr>
               <w:keepNext/>
-              <w:spacing w:after="0"/>
+              <w:spacing w:line="240" w:lineRule="auto" w:before="0" w:after="0"/>
             </w:pPr>
             <w:r>
               <w:rPr>
@@ -3286,11 +3322,17 @@
         <w:tc>
           <w:tcPr>
             <w:tcW w:type="dxa" w:w="2197"/>
+            <w:tcMar>
+              <w:top w:w="40" w:type="dxa"/>
+              <w:bottom w:w="40" w:type="dxa"/>
+              <w:left w:w="100" w:type="dxa"/>
+              <w:right w:w="100" w:type="dxa"/>
+            </w:tcMar>
           </w:tcPr>
           <w:p>
             <w:pPr>
               <w:keepNext/>
-              <w:spacing w:after="0"/>
+              <w:spacing w:line="240" w:lineRule="auto" w:before="0" w:after="0"/>
             </w:pPr>
             <w:r>
               <w:rPr>
@@ -3306,11 +3348,17 @@
         <w:tc>
           <w:tcPr>
             <w:tcW w:type="dxa" w:w="2197"/>
+            <w:tcMar>
+              <w:top w:w="40" w:type="dxa"/>
+              <w:bottom w:w="40" w:type="dxa"/>
+              <w:left w:w="100" w:type="dxa"/>
+              <w:right w:w="100" w:type="dxa"/>
+            </w:tcMar>
           </w:tcPr>
           <w:p>
             <w:pPr>
               <w:keepNext/>
-              <w:spacing w:after="0"/>
+              <w:spacing w:line="240" w:lineRule="auto" w:before="0" w:after="0"/>
             </w:pPr>
             <w:r>
               <w:rPr>
@@ -3331,11 +3379,17 @@
         <w:tc>
           <w:tcPr>
             <w:tcW w:type="dxa" w:w="2197"/>
+            <w:tcMar>
+              <w:top w:w="40" w:type="dxa"/>
+              <w:bottom w:w="40" w:type="dxa"/>
+              <w:left w:w="100" w:type="dxa"/>
+              <w:right w:w="100" w:type="dxa"/>
+            </w:tcMar>
           </w:tcPr>
           <w:p>
             <w:pPr>
               <w:keepNext/>
-              <w:spacing w:after="0"/>
+              <w:spacing w:line="240" w:lineRule="auto" w:before="0" w:after="0"/>
             </w:pPr>
             <w:r>
               <w:rPr>
@@ -3351,11 +3405,17 @@
         <w:tc>
           <w:tcPr>
             <w:tcW w:type="dxa" w:w="2197"/>
+            <w:tcMar>
+              <w:top w:w="40" w:type="dxa"/>
+              <w:bottom w:w="40" w:type="dxa"/>
+              <w:left w:w="100" w:type="dxa"/>
+              <w:right w:w="100" w:type="dxa"/>
+            </w:tcMar>
           </w:tcPr>
           <w:p>
             <w:pPr>
               <w:keepNext/>
-              <w:spacing w:after="0"/>
+              <w:spacing w:line="240" w:lineRule="auto" w:before="0" w:after="0"/>
             </w:pPr>
             <w:r>
               <w:rPr>
@@ -3371,11 +3431,17 @@
         <w:tc>
           <w:tcPr>
             <w:tcW w:type="dxa" w:w="2197"/>
+            <w:tcMar>
+              <w:top w:w="40" w:type="dxa"/>
+              <w:bottom w:w="40" w:type="dxa"/>
+              <w:left w:w="100" w:type="dxa"/>
+              <w:right w:w="100" w:type="dxa"/>
+            </w:tcMar>
           </w:tcPr>
           <w:p>
             <w:pPr>
               <w:keepNext/>
-              <w:spacing w:after="0"/>
+              <w:spacing w:line="240" w:lineRule="auto" w:before="0" w:after="0"/>
             </w:pPr>
             <w:r>
               <w:rPr>
@@ -3391,11 +3457,17 @@
         <w:tc>
           <w:tcPr>
             <w:tcW w:type="dxa" w:w="2197"/>
+            <w:tcMar>
+              <w:top w:w="40" w:type="dxa"/>
+              <w:bottom w:w="40" w:type="dxa"/>
+              <w:left w:w="100" w:type="dxa"/>
+              <w:right w:w="100" w:type="dxa"/>
+            </w:tcMar>
           </w:tcPr>
           <w:p>
             <w:pPr>
               <w:keepNext/>
-              <w:spacing w:after="0"/>
+              <w:spacing w:line="240" w:lineRule="auto" w:before="0" w:after="0"/>
             </w:pPr>
             <w:r>
               <w:rPr>
@@ -3416,11 +3488,17 @@
         <w:tc>
           <w:tcPr>
             <w:tcW w:type="dxa" w:w="2197"/>
+            <w:tcMar>
+              <w:top w:w="40" w:type="dxa"/>
+              <w:bottom w:w="40" w:type="dxa"/>
+              <w:left w:w="100" w:type="dxa"/>
+              <w:right w:w="100" w:type="dxa"/>
+            </w:tcMar>
           </w:tcPr>
           <w:p>
             <w:pPr>
               <w:keepNext/>
-              <w:spacing w:after="0"/>
+              <w:spacing w:line="240" w:lineRule="auto" w:before="0" w:after="0"/>
             </w:pPr>
             <w:r>
               <w:rPr>
@@ -3436,11 +3514,17 @@
         <w:tc>
           <w:tcPr>
             <w:tcW w:type="dxa" w:w="2197"/>
+            <w:tcMar>
+              <w:top w:w="40" w:type="dxa"/>
+              <w:bottom w:w="40" w:type="dxa"/>
+              <w:left w:w="100" w:type="dxa"/>
+              <w:right w:w="100" w:type="dxa"/>
+            </w:tcMar>
           </w:tcPr>
           <w:p>
             <w:pPr>
               <w:keepNext/>
-              <w:spacing w:after="0"/>
+              <w:spacing w:line="240" w:lineRule="auto" w:before="0" w:after="0"/>
             </w:pPr>
             <w:r>
               <w:rPr>
@@ -3456,11 +3540,17 @@
         <w:tc>
           <w:tcPr>
             <w:tcW w:type="dxa" w:w="2197"/>
+            <w:tcMar>
+              <w:top w:w="40" w:type="dxa"/>
+              <w:bottom w:w="40" w:type="dxa"/>
+              <w:left w:w="100" w:type="dxa"/>
+              <w:right w:w="100" w:type="dxa"/>
+            </w:tcMar>
           </w:tcPr>
           <w:p>
             <w:pPr>
               <w:keepNext/>
-              <w:spacing w:after="0"/>
+              <w:spacing w:line="240" w:lineRule="auto" w:before="0" w:after="0"/>
             </w:pPr>
             <w:r>
               <w:rPr>
@@ -3476,11 +3566,17 @@
         <w:tc>
           <w:tcPr>
             <w:tcW w:type="dxa" w:w="2197"/>
+            <w:tcMar>
+              <w:top w:w="40" w:type="dxa"/>
+              <w:bottom w:w="40" w:type="dxa"/>
+              <w:left w:w="100" w:type="dxa"/>
+              <w:right w:w="100" w:type="dxa"/>
+            </w:tcMar>
           </w:tcPr>
           <w:p>
             <w:pPr>
               <w:keepNext/>
-              <w:spacing w:after="0"/>
+              <w:spacing w:line="240" w:lineRule="auto" w:before="0" w:after="0"/>
             </w:pPr>
             <w:r>
               <w:rPr>
@@ -3501,11 +3597,17 @@
         <w:tc>
           <w:tcPr>
             <w:tcW w:type="dxa" w:w="2197"/>
+            <w:tcMar>
+              <w:top w:w="40" w:type="dxa"/>
+              <w:bottom w:w="40" w:type="dxa"/>
+              <w:left w:w="100" w:type="dxa"/>
+              <w:right w:w="100" w:type="dxa"/>
+            </w:tcMar>
           </w:tcPr>
           <w:p>
             <w:pPr>
               <w:keepNext/>
-              <w:spacing w:after="0"/>
+              <w:spacing w:line="240" w:lineRule="auto" w:before="0" w:after="0"/>
             </w:pPr>
             <w:r>
               <w:rPr>
@@ -3521,11 +3623,17 @@
         <w:tc>
           <w:tcPr>
             <w:tcW w:type="dxa" w:w="2197"/>
+            <w:tcMar>
+              <w:top w:w="40" w:type="dxa"/>
+              <w:bottom w:w="40" w:type="dxa"/>
+              <w:left w:w="100" w:type="dxa"/>
+              <w:right w:w="100" w:type="dxa"/>
+            </w:tcMar>
           </w:tcPr>
           <w:p>
             <w:pPr>
               <w:keepNext/>
-              <w:spacing w:after="0"/>
+              <w:spacing w:line="240" w:lineRule="auto" w:before="0" w:after="0"/>
             </w:pPr>
             <w:r>
               <w:rPr>
@@ -3541,11 +3649,17 @@
         <w:tc>
           <w:tcPr>
             <w:tcW w:type="dxa" w:w="2197"/>
+            <w:tcMar>
+              <w:top w:w="40" w:type="dxa"/>
+              <w:bottom w:w="40" w:type="dxa"/>
+              <w:left w:w="100" w:type="dxa"/>
+              <w:right w:w="100" w:type="dxa"/>
+            </w:tcMar>
           </w:tcPr>
           <w:p>
             <w:pPr>
               <w:keepNext/>
-              <w:spacing w:after="0"/>
+              <w:spacing w:line="240" w:lineRule="auto" w:before="0" w:after="0"/>
             </w:pPr>
             <w:r>
               <w:rPr>
@@ -3561,11 +3675,17 @@
         <w:tc>
           <w:tcPr>
             <w:tcW w:type="dxa" w:w="2197"/>
+            <w:tcMar>
+              <w:top w:w="40" w:type="dxa"/>
+              <w:bottom w:w="40" w:type="dxa"/>
+              <w:left w:w="100" w:type="dxa"/>
+              <w:right w:w="100" w:type="dxa"/>
+            </w:tcMar>
           </w:tcPr>
           <w:p>
             <w:pPr>
               <w:keepNext/>
-              <w:spacing w:after="0"/>
+              <w:spacing w:line="240" w:lineRule="auto" w:before="0" w:after="0"/>
             </w:pPr>
             <w:r>
               <w:rPr>
@@ -3586,10 +3706,16 @@
         <w:tc>
           <w:tcPr>
             <w:tcW w:type="dxa" w:w="2197"/>
+            <w:tcMar>
+              <w:top w:w="40" w:type="dxa"/>
+              <w:bottom w:w="40" w:type="dxa"/>
+              <w:left w:w="100" w:type="dxa"/>
+              <w:right w:w="100" w:type="dxa"/>
+            </w:tcMar>
           </w:tcPr>
           <w:p>
             <w:pPr>
-              <w:spacing w:after="0"/>
+              <w:spacing w:line="240" w:lineRule="auto" w:before="0" w:after="0"/>
             </w:pPr>
             <w:r>
               <w:rPr>
@@ -3605,10 +3731,16 @@
         <w:tc>
           <w:tcPr>
             <w:tcW w:type="dxa" w:w="2197"/>
+            <w:tcMar>
+              <w:top w:w="40" w:type="dxa"/>
+              <w:bottom w:w="40" w:type="dxa"/>
+              <w:left w:w="100" w:type="dxa"/>
+              <w:right w:w="100" w:type="dxa"/>
+            </w:tcMar>
           </w:tcPr>
           <w:p>
             <w:pPr>
-              <w:spacing w:after="0"/>
+              <w:spacing w:line="240" w:lineRule="auto" w:before="0" w:after="0"/>
             </w:pPr>
             <w:r>
               <w:rPr>
@@ -3624,10 +3756,16 @@
         <w:tc>
           <w:tcPr>
             <w:tcW w:type="dxa" w:w="2197"/>
+            <w:tcMar>
+              <w:top w:w="40" w:type="dxa"/>
+              <w:bottom w:w="40" w:type="dxa"/>
+              <w:left w:w="100" w:type="dxa"/>
+              <w:right w:w="100" w:type="dxa"/>
+            </w:tcMar>
           </w:tcPr>
           <w:p>
             <w:pPr>
-              <w:spacing w:after="0"/>
+              <w:spacing w:line="240" w:lineRule="auto" w:before="0" w:after="0"/>
             </w:pPr>
             <w:r>
               <w:rPr>
@@ -3643,10 +3781,16 @@
         <w:tc>
           <w:tcPr>
             <w:tcW w:type="dxa" w:w="2197"/>
+            <w:tcMar>
+              <w:top w:w="40" w:type="dxa"/>
+              <w:bottom w:w="40" w:type="dxa"/>
+              <w:left w:w="100" w:type="dxa"/>
+              <w:right w:w="100" w:type="dxa"/>
+            </w:tcMar>
           </w:tcPr>
           <w:p>
             <w:pPr>
-              <w:spacing w:after="0"/>
+              <w:spacing w:line="240" w:lineRule="auto" w:before="0" w:after="0"/>
             </w:pPr>
             <w:r>
               <w:rPr>
@@ -3912,12 +4056,18 @@
         <w:tc>
           <w:tcPr>
             <w:tcW w:type="dxa" w:w="1757"/>
+            <w:tcMar>
+              <w:top w:w="40" w:type="dxa"/>
+              <w:bottom w:w="40" w:type="dxa"/>
+              <w:left w:w="100" w:type="dxa"/>
+              <w:right w:w="100" w:type="dxa"/>
+            </w:tcMar>
             <w:shd w:val="clear" w:fill="DCE4F1"/>
           </w:tcPr>
           <w:p>
             <w:pPr>
               <w:keepNext/>
-              <w:spacing w:after="0"/>
+              <w:spacing w:line="240" w:lineRule="auto" w:before="0" w:after="0"/>
             </w:pPr>
             <w:r>
               <w:rPr>
@@ -3933,12 +4083,18 @@
         <w:tc>
           <w:tcPr>
             <w:tcW w:type="dxa" w:w="1757"/>
+            <w:tcMar>
+              <w:top w:w="40" w:type="dxa"/>
+              <w:bottom w:w="40" w:type="dxa"/>
+              <w:left w:w="100" w:type="dxa"/>
+              <w:right w:w="100" w:type="dxa"/>
+            </w:tcMar>
             <w:shd w:val="clear" w:fill="DCE4F1"/>
           </w:tcPr>
           <w:p>
             <w:pPr>
               <w:keepNext/>
-              <w:spacing w:after="0"/>
+              <w:spacing w:line="240" w:lineRule="auto" w:before="0" w:after="0"/>
             </w:pPr>
             <w:r>
               <w:rPr>
@@ -3954,12 +4110,18 @@
         <w:tc>
           <w:tcPr>
             <w:tcW w:type="dxa" w:w="1757"/>
+            <w:tcMar>
+              <w:top w:w="40" w:type="dxa"/>
+              <w:bottom w:w="40" w:type="dxa"/>
+              <w:left w:w="100" w:type="dxa"/>
+              <w:right w:w="100" w:type="dxa"/>
+            </w:tcMar>
             <w:shd w:val="clear" w:fill="DCE4F1"/>
           </w:tcPr>
           <w:p>
             <w:pPr>
               <w:keepNext/>
-              <w:spacing w:after="0"/>
+              <w:spacing w:line="240" w:lineRule="auto" w:before="0" w:after="0"/>
             </w:pPr>
             <w:r>
               <w:rPr>
@@ -3975,12 +4137,18 @@
         <w:tc>
           <w:tcPr>
             <w:tcW w:type="dxa" w:w="1757"/>
+            <w:tcMar>
+              <w:top w:w="40" w:type="dxa"/>
+              <w:bottom w:w="40" w:type="dxa"/>
+              <w:left w:w="100" w:type="dxa"/>
+              <w:right w:w="100" w:type="dxa"/>
+            </w:tcMar>
             <w:shd w:val="clear" w:fill="DCE4F1"/>
           </w:tcPr>
           <w:p>
             <w:pPr>
               <w:keepNext/>
-              <w:spacing w:after="0"/>
+              <w:spacing w:line="240" w:lineRule="auto" w:before="0" w:after="0"/>
             </w:pPr>
             <w:r>
               <w:rPr>
@@ -3996,12 +4164,18 @@
         <w:tc>
           <w:tcPr>
             <w:tcW w:type="dxa" w:w="1757"/>
+            <w:tcMar>
+              <w:top w:w="40" w:type="dxa"/>
+              <w:bottom w:w="40" w:type="dxa"/>
+              <w:left w:w="100" w:type="dxa"/>
+              <w:right w:w="100" w:type="dxa"/>
+            </w:tcMar>
             <w:shd w:val="clear" w:fill="DCE4F1"/>
           </w:tcPr>
           <w:p>
             <w:pPr>
               <w:keepNext/>
-              <w:spacing w:after="0"/>
+              <w:spacing w:line="240" w:lineRule="auto" w:before="0" w:after="0"/>
             </w:pPr>
             <w:r>
               <w:rPr>
@@ -4022,11 +4196,17 @@
         <w:tc>
           <w:tcPr>
             <w:tcW w:type="dxa" w:w="1757"/>
+            <w:tcMar>
+              <w:top w:w="40" w:type="dxa"/>
+              <w:bottom w:w="40" w:type="dxa"/>
+              <w:left w:w="100" w:type="dxa"/>
+              <w:right w:w="100" w:type="dxa"/>
+            </w:tcMar>
           </w:tcPr>
           <w:p>
             <w:pPr>
               <w:keepNext/>
-              <w:spacing w:after="0"/>
+              <w:spacing w:line="240" w:lineRule="auto" w:before="0" w:after="0"/>
             </w:pPr>
             <w:r>
               <w:rPr>
@@ -4042,11 +4222,17 @@
         <w:tc>
           <w:tcPr>
             <w:tcW w:type="dxa" w:w="1757"/>
+            <w:tcMar>
+              <w:top w:w="40" w:type="dxa"/>
+              <w:bottom w:w="40" w:type="dxa"/>
+              <w:left w:w="100" w:type="dxa"/>
+              <w:right w:w="100" w:type="dxa"/>
+            </w:tcMar>
           </w:tcPr>
           <w:p>
             <w:pPr>
               <w:keepNext/>
-              <w:spacing w:after="0"/>
+              <w:spacing w:line="240" w:lineRule="auto" w:before="0" w:after="0"/>
             </w:pPr>
             <w:r>
               <w:rPr>
@@ -4062,11 +4248,17 @@
         <w:tc>
           <w:tcPr>
             <w:tcW w:type="dxa" w:w="1757"/>
+            <w:tcMar>
+              <w:top w:w="40" w:type="dxa"/>
+              <w:bottom w:w="40" w:type="dxa"/>
+              <w:left w:w="100" w:type="dxa"/>
+              <w:right w:w="100" w:type="dxa"/>
+            </w:tcMar>
           </w:tcPr>
           <w:p>
             <w:pPr>
               <w:keepNext/>
-              <w:spacing w:after="0"/>
+              <w:spacing w:line="240" w:lineRule="auto" w:before="0" w:after="0"/>
             </w:pPr>
             <w:r>
               <w:rPr>
@@ -4082,11 +4274,17 @@
         <w:tc>
           <w:tcPr>
             <w:tcW w:type="dxa" w:w="1757"/>
+            <w:tcMar>
+              <w:top w:w="40" w:type="dxa"/>
+              <w:bottom w:w="40" w:type="dxa"/>
+              <w:left w:w="100" w:type="dxa"/>
+              <w:right w:w="100" w:type="dxa"/>
+            </w:tcMar>
           </w:tcPr>
           <w:p>
             <w:pPr>
               <w:keepNext/>
-              <w:spacing w:after="0"/>
+              <w:spacing w:line="240" w:lineRule="auto" w:before="0" w:after="0"/>
             </w:pPr>
             <w:r>
               <w:rPr>
@@ -4102,11 +4300,17 @@
         <w:tc>
           <w:tcPr>
             <w:tcW w:type="dxa" w:w="1757"/>
+            <w:tcMar>
+              <w:top w:w="40" w:type="dxa"/>
+              <w:bottom w:w="40" w:type="dxa"/>
+              <w:left w:w="100" w:type="dxa"/>
+              <w:right w:w="100" w:type="dxa"/>
+            </w:tcMar>
           </w:tcPr>
           <w:p>
             <w:pPr>
               <w:keepNext/>
-              <w:spacing w:after="0"/>
+              <w:spacing w:line="240" w:lineRule="auto" w:before="0" w:after="0"/>
             </w:pPr>
             <w:r>
               <w:rPr>
@@ -4127,11 +4331,17 @@
         <w:tc>
           <w:tcPr>
             <w:tcW w:type="dxa" w:w="1757"/>
+            <w:tcMar>
+              <w:top w:w="40" w:type="dxa"/>
+              <w:bottom w:w="40" w:type="dxa"/>
+              <w:left w:w="100" w:type="dxa"/>
+              <w:right w:w="100" w:type="dxa"/>
+            </w:tcMar>
           </w:tcPr>
           <w:p>
             <w:pPr>
               <w:keepNext/>
-              <w:spacing w:after="0"/>
+              <w:spacing w:line="240" w:lineRule="auto" w:before="0" w:after="0"/>
             </w:pPr>
             <w:r>
               <w:rPr>
@@ -4147,11 +4357,17 @@
         <w:tc>
           <w:tcPr>
             <w:tcW w:type="dxa" w:w="1757"/>
+            <w:tcMar>
+              <w:top w:w="40" w:type="dxa"/>
+              <w:bottom w:w="40" w:type="dxa"/>
+              <w:left w:w="100" w:type="dxa"/>
+              <w:right w:w="100" w:type="dxa"/>
+            </w:tcMar>
           </w:tcPr>
           <w:p>
             <w:pPr>
               <w:keepNext/>
-              <w:spacing w:after="0"/>
+              <w:spacing w:line="240" w:lineRule="auto" w:before="0" w:after="0"/>
             </w:pPr>
             <w:r>
               <w:rPr>
@@ -4167,11 +4383,17 @@
         <w:tc>
           <w:tcPr>
             <w:tcW w:type="dxa" w:w="1757"/>
+            <w:tcMar>
+              <w:top w:w="40" w:type="dxa"/>
+              <w:bottom w:w="40" w:type="dxa"/>
+              <w:left w:w="100" w:type="dxa"/>
+              <w:right w:w="100" w:type="dxa"/>
+            </w:tcMar>
           </w:tcPr>
           <w:p>
             <w:pPr>
               <w:keepNext/>
-              <w:spacing w:after="0"/>
+              <w:spacing w:line="240" w:lineRule="auto" w:before="0" w:after="0"/>
             </w:pPr>
             <w:r>
               <w:rPr>
@@ -4187,11 +4409,17 @@
         <w:tc>
           <w:tcPr>
             <w:tcW w:type="dxa" w:w="1757"/>
+            <w:tcMar>
+              <w:top w:w="40" w:type="dxa"/>
+              <w:bottom w:w="40" w:type="dxa"/>
+              <w:left w:w="100" w:type="dxa"/>
+              <w:right w:w="100" w:type="dxa"/>
+            </w:tcMar>
           </w:tcPr>
           <w:p>
             <w:pPr>
               <w:keepNext/>
-              <w:spacing w:after="0"/>
+              <w:spacing w:line="240" w:lineRule="auto" w:before="0" w:after="0"/>
             </w:pPr>
             <w:r>
               <w:rPr>
@@ -4207,11 +4435,17 @@
         <w:tc>
           <w:tcPr>
             <w:tcW w:type="dxa" w:w="1757"/>
+            <w:tcMar>
+              <w:top w:w="40" w:type="dxa"/>
+              <w:bottom w:w="40" w:type="dxa"/>
+              <w:left w:w="100" w:type="dxa"/>
+              <w:right w:w="100" w:type="dxa"/>
+            </w:tcMar>
           </w:tcPr>
           <w:p>
             <w:pPr>
               <w:keepNext/>
-              <w:spacing w:after="0"/>
+              <w:spacing w:line="240" w:lineRule="auto" w:before="0" w:after="0"/>
             </w:pPr>
             <w:r>
               <w:rPr>
@@ -4232,11 +4466,17 @@
         <w:tc>
           <w:tcPr>
             <w:tcW w:type="dxa" w:w="1757"/>
+            <w:tcMar>
+              <w:top w:w="40" w:type="dxa"/>
+              <w:bottom w:w="40" w:type="dxa"/>
+              <w:left w:w="100" w:type="dxa"/>
+              <w:right w:w="100" w:type="dxa"/>
+            </w:tcMar>
           </w:tcPr>
           <w:p>
             <w:pPr>
               <w:keepNext/>
-              <w:spacing w:after="0"/>
+              <w:spacing w:line="240" w:lineRule="auto" w:before="0" w:after="0"/>
             </w:pPr>
             <w:r>
               <w:rPr>
@@ -4252,11 +4492,17 @@
         <w:tc>
           <w:tcPr>
             <w:tcW w:type="dxa" w:w="1757"/>
+            <w:tcMar>
+              <w:top w:w="40" w:type="dxa"/>
+              <w:bottom w:w="40" w:type="dxa"/>
+              <w:left w:w="100" w:type="dxa"/>
+              <w:right w:w="100" w:type="dxa"/>
+            </w:tcMar>
           </w:tcPr>
           <w:p>
             <w:pPr>
               <w:keepNext/>
-              <w:spacing w:after="0"/>
+              <w:spacing w:line="240" w:lineRule="auto" w:before="0" w:after="0"/>
             </w:pPr>
             <w:r>
               <w:rPr>
@@ -4272,11 +4518,17 @@
         <w:tc>
           <w:tcPr>
             <w:tcW w:type="dxa" w:w="1757"/>
+            <w:tcMar>
+              <w:top w:w="40" w:type="dxa"/>
+              <w:bottom w:w="40" w:type="dxa"/>
+              <w:left w:w="100" w:type="dxa"/>
+              <w:right w:w="100" w:type="dxa"/>
+            </w:tcMar>
           </w:tcPr>
           <w:p>
             <w:pPr>
               <w:keepNext/>
-              <w:spacing w:after="0"/>
+              <w:spacing w:line="240" w:lineRule="auto" w:before="0" w:after="0"/>
             </w:pPr>
             <w:r>
               <w:rPr>
@@ -4292,11 +4544,17 @@
         <w:tc>
           <w:tcPr>
             <w:tcW w:type="dxa" w:w="1757"/>
+            <w:tcMar>
+              <w:top w:w="40" w:type="dxa"/>
+              <w:bottom w:w="40" w:type="dxa"/>
+              <w:left w:w="100" w:type="dxa"/>
+              <w:right w:w="100" w:type="dxa"/>
+            </w:tcMar>
           </w:tcPr>
           <w:p>
             <w:pPr>
               <w:keepNext/>
-              <w:spacing w:after="0"/>
+              <w:spacing w:line="240" w:lineRule="auto" w:before="0" w:after="0"/>
             </w:pPr>
             <w:r>
               <w:rPr>
@@ -4312,11 +4570,17 @@
         <w:tc>
           <w:tcPr>
             <w:tcW w:type="dxa" w:w="1757"/>
+            <w:tcMar>
+              <w:top w:w="40" w:type="dxa"/>
+              <w:bottom w:w="40" w:type="dxa"/>
+              <w:left w:w="100" w:type="dxa"/>
+              <w:right w:w="100" w:type="dxa"/>
+            </w:tcMar>
           </w:tcPr>
           <w:p>
             <w:pPr>
               <w:keepNext/>
-              <w:spacing w:after="0"/>
+              <w:spacing w:line="240" w:lineRule="auto" w:before="0" w:after="0"/>
             </w:pPr>
             <w:r>
               <w:rPr>
@@ -4337,11 +4601,17 @@
         <w:tc>
           <w:tcPr>
             <w:tcW w:type="dxa" w:w="1757"/>
+            <w:tcMar>
+              <w:top w:w="40" w:type="dxa"/>
+              <w:bottom w:w="40" w:type="dxa"/>
+              <w:left w:w="100" w:type="dxa"/>
+              <w:right w:w="100" w:type="dxa"/>
+            </w:tcMar>
           </w:tcPr>
           <w:p>
             <w:pPr>
               <w:keepNext/>
-              <w:spacing w:after="0"/>
+              <w:spacing w:line="240" w:lineRule="auto" w:before="0" w:after="0"/>
             </w:pPr>
             <w:r>
               <w:rPr>
@@ -4357,11 +4627,17 @@
         <w:tc>
           <w:tcPr>
             <w:tcW w:type="dxa" w:w="1757"/>
+            <w:tcMar>
+              <w:top w:w="40" w:type="dxa"/>
+              <w:bottom w:w="40" w:type="dxa"/>
+              <w:left w:w="100" w:type="dxa"/>
+              <w:right w:w="100" w:type="dxa"/>
+            </w:tcMar>
           </w:tcPr>
           <w:p>
             <w:pPr>
               <w:keepNext/>
-              <w:spacing w:after="0"/>
+              <w:spacing w:line="240" w:lineRule="auto" w:before="0" w:after="0"/>
             </w:pPr>
             <w:r>
               <w:rPr>
@@ -4377,11 +4653,17 @@
         <w:tc>
           <w:tcPr>
             <w:tcW w:type="dxa" w:w="1757"/>
+            <w:tcMar>
+              <w:top w:w="40" w:type="dxa"/>
+              <w:bottom w:w="40" w:type="dxa"/>
+              <w:left w:w="100" w:type="dxa"/>
+              <w:right w:w="100" w:type="dxa"/>
+            </w:tcMar>
           </w:tcPr>
           <w:p>
             <w:pPr>
               <w:keepNext/>
-              <w:spacing w:after="0"/>
+              <w:spacing w:line="240" w:lineRule="auto" w:before="0" w:after="0"/>
             </w:pPr>
             <w:r>
               <w:rPr>
@@ -4397,11 +4679,17 @@
         <w:tc>
           <w:tcPr>
             <w:tcW w:type="dxa" w:w="1757"/>
+            <w:tcMar>
+              <w:top w:w="40" w:type="dxa"/>
+              <w:bottom w:w="40" w:type="dxa"/>
+              <w:left w:w="100" w:type="dxa"/>
+              <w:right w:w="100" w:type="dxa"/>
+            </w:tcMar>
           </w:tcPr>
           <w:p>
             <w:pPr>
               <w:keepNext/>
-              <w:spacing w:after="0"/>
+              <w:spacing w:line="240" w:lineRule="auto" w:before="0" w:after="0"/>
             </w:pPr>
             <w:r>
               <w:rPr>
@@ -4417,11 +4705,17 @@
         <w:tc>
           <w:tcPr>
             <w:tcW w:type="dxa" w:w="1757"/>
+            <w:tcMar>
+              <w:top w:w="40" w:type="dxa"/>
+              <w:bottom w:w="40" w:type="dxa"/>
+              <w:left w:w="100" w:type="dxa"/>
+              <w:right w:w="100" w:type="dxa"/>
+            </w:tcMar>
           </w:tcPr>
           <w:p>
             <w:pPr>
               <w:keepNext/>
-              <w:spacing w:after="0"/>
+              <w:spacing w:line="240" w:lineRule="auto" w:before="0" w:after="0"/>
             </w:pPr>
             <w:r>
               <w:rPr>
@@ -4442,10 +4736,16 @@
         <w:tc>
           <w:tcPr>
             <w:tcW w:type="dxa" w:w="1757"/>
+            <w:tcMar>
+              <w:top w:w="40" w:type="dxa"/>
+              <w:bottom w:w="40" w:type="dxa"/>
+              <w:left w:w="100" w:type="dxa"/>
+              <w:right w:w="100" w:type="dxa"/>
+            </w:tcMar>
           </w:tcPr>
           <w:p>
             <w:pPr>
-              <w:spacing w:after="0"/>
+              <w:spacing w:line="240" w:lineRule="auto" w:before="0" w:after="0"/>
             </w:pPr>
             <w:r>
               <w:rPr>
@@ -4461,10 +4761,16 @@
         <w:tc>
           <w:tcPr>
             <w:tcW w:type="dxa" w:w="1757"/>
+            <w:tcMar>
+              <w:top w:w="40" w:type="dxa"/>
+              <w:bottom w:w="40" w:type="dxa"/>
+              <w:left w:w="100" w:type="dxa"/>
+              <w:right w:w="100" w:type="dxa"/>
+            </w:tcMar>
           </w:tcPr>
           <w:p>
             <w:pPr>
-              <w:spacing w:after="0"/>
+              <w:spacing w:line="240" w:lineRule="auto" w:before="0" w:after="0"/>
             </w:pPr>
             <w:r>
               <w:rPr>
@@ -4480,10 +4786,16 @@
         <w:tc>
           <w:tcPr>
             <w:tcW w:type="dxa" w:w="1757"/>
+            <w:tcMar>
+              <w:top w:w="40" w:type="dxa"/>
+              <w:bottom w:w="40" w:type="dxa"/>
+              <w:left w:w="100" w:type="dxa"/>
+              <w:right w:w="100" w:type="dxa"/>
+            </w:tcMar>
           </w:tcPr>
           <w:p>
             <w:pPr>
-              <w:spacing w:after="0"/>
+              <w:spacing w:line="240" w:lineRule="auto" w:before="0" w:after="0"/>
             </w:pPr>
             <w:r>
               <w:rPr>
@@ -4499,10 +4811,16 @@
         <w:tc>
           <w:tcPr>
             <w:tcW w:type="dxa" w:w="1757"/>
+            <w:tcMar>
+              <w:top w:w="40" w:type="dxa"/>
+              <w:bottom w:w="40" w:type="dxa"/>
+              <w:left w:w="100" w:type="dxa"/>
+              <w:right w:w="100" w:type="dxa"/>
+            </w:tcMar>
           </w:tcPr>
           <w:p>
             <w:pPr>
-              <w:spacing w:after="0"/>
+              <w:spacing w:line="240" w:lineRule="auto" w:before="0" w:after="0"/>
             </w:pPr>
             <w:r>
               <w:rPr>
@@ -4518,10 +4836,16 @@
         <w:tc>
           <w:tcPr>
             <w:tcW w:type="dxa" w:w="1757"/>
+            <w:tcMar>
+              <w:top w:w="40" w:type="dxa"/>
+              <w:bottom w:w="40" w:type="dxa"/>
+              <w:left w:w="100" w:type="dxa"/>
+              <w:right w:w="100" w:type="dxa"/>
+            </w:tcMar>
           </w:tcPr>
           <w:p>
             <w:pPr>
-              <w:spacing w:after="0"/>
+              <w:spacing w:line="240" w:lineRule="auto" w:before="0" w:after="0"/>
             </w:pPr>
             <w:r>
               <w:rPr>
@@ -5141,7 +5465,7 @@
       <w:r>
         <w:drawing>
           <wp:inline xmlns:a="http://schemas.openxmlformats.org/drawingml/2006/main" xmlns:pic="http://schemas.openxmlformats.org/drawingml/2006/picture">
-            <wp:extent cx="4783974" cy="3911138"/>
+            <wp:extent cx="4403400" cy="3600000"/>
             <wp:docPr id="1858245152" name="Picture 1858245152"/>
             <wp:cNvGraphicFramePr>
               <a:graphicFrameLocks noChangeAspect="1"/>
@@ -5162,7 +5486,7 @@
                   <pic:spPr>
                     <a:xfrm>
                       <a:off x="0" y="0"/>
-                      <a:ext cx="4783974" cy="3911138"/>
+                      <a:ext cx="4403400" cy="3600000"/>
                     </a:xfrm>
                     <a:prstGeom prst="rect"/>
                   </pic:spPr>
@@ -5368,7 +5692,7 @@
       <w:r>
         <w:drawing>
           <wp:inline xmlns:a="http://schemas.openxmlformats.org/drawingml/2006/main" xmlns:pic="http://schemas.openxmlformats.org/drawingml/2006/picture">
-            <wp:extent cx="4438996" cy="2830483"/>
+            <wp:extent cx="5472000" cy="2622306"/>
             <wp:docPr id="1858245153" name="Picture 1858245153"/>
             <wp:cNvGraphicFramePr>
               <a:graphicFrameLocks noChangeAspect="1"/>
@@ -5389,7 +5713,7 @@
                   <pic:spPr>
                     <a:xfrm>
                       <a:off x="0" y="0"/>
-                      <a:ext cx="4438996" cy="2830483"/>
+                      <a:ext cx="5472000" cy="2622306"/>
                     </a:xfrm>
                     <a:prstGeom prst="rect"/>
                   </pic:spPr>

--- a/Optimalisasi-dan-Automasi/Modul-Word/Modul-6-Ekstraksi-Fitur-Domain-Waktu.docx
+++ b/Optimalisasi-dan-Automasi/Modul-Word/Modul-6-Ekstraksi-Fitur-Domain-Waktu.docx
@@ -5465,7 +5465,7 @@
       <w:r>
         <w:drawing>
           <wp:inline xmlns:a="http://schemas.openxmlformats.org/drawingml/2006/main" xmlns:pic="http://schemas.openxmlformats.org/drawingml/2006/picture">
-            <wp:extent cx="4403400" cy="3600000"/>
+            <wp:extent cx="4783974" cy="3911138"/>
             <wp:docPr id="1858245152" name="Picture 1858245152"/>
             <wp:cNvGraphicFramePr>
               <a:graphicFrameLocks noChangeAspect="1"/>
@@ -5486,7 +5486,7 @@
                   <pic:spPr>
                     <a:xfrm>
                       <a:off x="0" y="0"/>
-                      <a:ext cx="4403400" cy="3600000"/>
+                      <a:ext cx="4783974" cy="3911138"/>
                     </a:xfrm>
                     <a:prstGeom prst="rect"/>
                   </pic:spPr>

--- a/Optimalisasi-dan-Automasi/Modul-Word/Modul-6-Ekstraksi-Fitur-Domain-Waktu.docx
+++ b/Optimalisasi-dan-Automasi/Modul-Word/Modul-6-Ekstraksi-Fitur-Domain-Waktu.docx
@@ -8638,9 +8638,11 @@
     <w:sectPr>
       <w:headerReference w:type="default" r:id="rId15"/>
       <w:footerReference w:type="default" r:id="rId16"/>
+      <w:footerReference w:type="first" r:id="rId26"/>
       <w:pgSz w:w="11906" w:h="16838" w:code="9"/>
       <w:pgMar w:top="1701" w:right="1418" w:bottom="1418" w:left="1701" w:header="709" w:footer="709" w:gutter="0"/>
       <w:cols w:space="708"/>
+      <w:titlePg/>
       <w:docGrid w:linePitch="360"/>
     </w:sectPr>
   </w:body>
@@ -9195,6 +9197,16 @@
         </mc:Fallback>
       </mc:AlternateContent>
     </w:r>
+  </w:p>
+</w:ftr>
+</file>
+
+<file path=word/footer2.xml><?xml version="1.0" encoding="utf-8"?>
+<w:ftr xmlns:m="http://schemas.openxmlformats.org/officeDocument/2006/math" xmlns:mc="http://schemas.openxmlformats.org/markup-compatibility/2006" xmlns:mo="http://schemas.microsoft.com/office/mac/office/2008/main" xmlns:mv="urn:schemas-microsoft-com:mac:vml" xmlns:o="urn:schemas-microsoft-com:office:office" xmlns:r="http://schemas.openxmlformats.org/officeDocument/2006/relationships" xmlns:v="urn:schemas-microsoft-com:vml" xmlns:w10="urn:schemas-microsoft-com:office:word" xmlns:w14="http://schemas.microsoft.com/office/word/2010/wordml" xmlns:w="http://schemas.openxmlformats.org/wordprocessingml/2006/main" xmlns:wne="http://schemas.microsoft.com/office/word/2006/wordml" xmlns:wp14="http://schemas.microsoft.com/office/word/2010/wordprocessingDrawing" xmlns:wp="http://schemas.openxmlformats.org/drawingml/2006/wordprocessingDrawing" xmlns:wpc="http://schemas.microsoft.com/office/word/2010/wordprocessingCanvas" xmlns:wpg="http://schemas.microsoft.com/office/word/2010/wordprocessingGroup" xmlns:wpi="http://schemas.microsoft.com/office/word/2010/wordprocessingInk" xmlns:wps="http://schemas.microsoft.com/office/word/2010/wordprocessingShape" mc:Ignorable="w14 wp14">
+  <w:p>
+    <w:pPr>
+      <w:pStyle w:val="Footer"/>
+    </w:pPr>
   </w:p>
 </w:ftr>
 </file>

--- a/Optimalisasi-dan-Automasi/Modul-Word/Modul-6-Ekstraksi-Fitur-Domain-Waktu.docx
+++ b/Optimalisasi-dan-Automasi/Modul-Word/Modul-6-Ekstraksi-Fitur-Domain-Waktu.docx
@@ -468,7 +468,7 @@
                                 <w:szCs w:val="20"/>
                                 <w:lang w:val="fi-FI"/>
                               </w:rPr>
-                              <w:t xml:space="preserve">Sub-CPMK 2.3 – Mampu mengimplementasikan dan menguji model sistem dengan simulasi</w:t>
+                              <w:t xml:space="preserve">Sub-CPMK 2.2 – Mampu mengimplementasikan dan menguji model sistem dengan simulasi</w:t>
                             </w:r>
                             <w:r>
                               <w:rPr>
@@ -523,7 +523,7 @@
                           <w:szCs w:val="20"/>
                           <w:lang w:val="fi-FI"/>
                         </w:rPr>
-                        <w:t xml:space="preserve">Sub-CPMK 2.3 – Mampu mengimplementasikan dan menguji model sistem dengan simulasi</w:t>
+                        <w:t xml:space="preserve">Sub-CPMK 2.2 – Mampu mengimplementasikan dan menguji model sistem dengan simulasi</w:t>
                       </w:r>
                       <w:r>
                         <w:rPr>
@@ -2767,7 +2767,7 @@
           <w:i w:val="0"/>
           <w:sz w:val="22"/>
         </w:rPr>
-        <w:t xml:space="preserve">Sub-CPMK 2.3: </w:t>
+        <w:t xml:space="preserve">Sub-CPMK 2.2: </w:t>
       </w:r>
       <w:r>
         <w:rPr>

--- a/Optimalisasi-dan-Automasi/Modul-Word/Modul-6-Ekstraksi-Fitur-Domain-Waktu.docx
+++ b/Optimalisasi-dan-Automasi/Modul-Word/Modul-6-Ekstraksi-Fitur-Domain-Waktu.docx
@@ -468,7 +468,7 @@
                                 <w:szCs w:val="20"/>
                                 <w:lang w:val="fi-FI"/>
                               </w:rPr>
-                              <w:t xml:space="preserve">Sub-CPMK 2.2 – Mampu mengimplementasikan dan menguji model sistem dengan simulasi</w:t>
+                              <w:t xml:space="preserve">Sub-CPMK 2.3 – Mampu mengimplementasikan dan menguji model sistem dengan simulasi</w:t>
                             </w:r>
                             <w:r>
                               <w:rPr>
@@ -523,7 +523,7 @@
                           <w:szCs w:val="20"/>
                           <w:lang w:val="fi-FI"/>
                         </w:rPr>
-                        <w:t xml:space="preserve">Sub-CPMK 2.2 – Mampu mengimplementasikan dan menguji model sistem dengan simulasi</w:t>
+                        <w:t xml:space="preserve">Sub-CPMK 2.3 – Mampu mengimplementasikan dan menguji model sistem dengan simulasi</w:t>
                       </w:r>
                       <w:r>
                         <w:rPr>
@@ -2767,7 +2767,7 @@
           <w:i w:val="0"/>
           <w:sz w:val="22"/>
         </w:rPr>
-        <w:t xml:space="preserve">Sub-CPMK 2.2: </w:t>
+        <w:t xml:space="preserve">Sub-CPMK 2.3: </w:t>
       </w:r>
       <w:r>
         <w:rPr>

--- a/Optimalisasi-dan-Automasi/Modul-Word/Modul-6-Ekstraksi-Fitur-Domain-Waktu.docx
+++ b/Optimalisasi-dan-Automasi/Modul-Word/Modul-6-Ekstraksi-Fitur-Domain-Waktu.docx
@@ -5453,7 +5453,7 @@
           <w:i w:val="0"/>
           <w:sz w:val="22"/>
         </w:rPr>
-        <w:t>Empat cell berikut menerapkan konsep pertemuan ini pada sinyal bearing sintetis. Lingkungan: conda env optoauto dengan paket numpy, scipy, matplotlib; notebook p6_fitur_domain_waktu.ipynb. Gambar 5 menunjukkan cuplikan fungsi `extract_features()` yang dipakai berulang sepanjang modul.</w:t>
+        <w:t xml:space="preserve">Empat cell berikut menerapkan konsep pertemuan ini pada sinyal bearing sintetis. Lingkungan: conda env optoauto dengan paket numpy, scipy, matplotlib; notebook p6_fitur_domain_waktu.ipynb. Gambar 5 menunjukkan sampel fungsi `extract_features()` yang dipakai berulang sepanjang modul.</w:t>
       </w:r>
     </w:p>
     <w:p>
@@ -5510,7 +5510,7 @@
           <w:color w:val="444444"/>
           <w:sz w:val="20"/>
         </w:rPr>
-        <w:t>Gambar 5. Cuplikan fungsi extract_features() yang menghitung 12 fitur domain waktu sekaligus dalam satu dictionary.</w:t>
+        <w:t xml:space="preserve">Gambar 5. Sampel fungsi extract_features() yang menghitung 12 fitur domain waktu sekaligus dalam satu dictionary.</w:t>
       </w:r>
     </w:p>
     <w:p>

--- a/Optimalisasi-dan-Automasi/Modul-Word/Modul-6-Ekstraksi-Fitur-Domain-Waktu.docx
+++ b/Optimalisasi-dan-Automasi/Modul-Word/Modul-6-Ekstraksi-Fitur-Domain-Waktu.docx
@@ -1379,7 +1379,7 @@
                                 <w:szCs w:val="20"/>
                                 <w:lang w:val="en-US"/>
                               </w:rPr>
-                              <w:t>myclass.mercubuana.ac.id</w:t>
+                              <w:t xml:space="preserve">myclass.mercubuana.ac·id</w:t>
                             </w:r>
                           </w:p>
                         </w:txbxContent>
@@ -1426,7 +1426,7 @@
                           <w:szCs w:val="20"/>
                           <w:lang w:val="en-US"/>
                         </w:rPr>
-                        <w:t>myclass.mercubuana.ac.id</w:t>
+                        <w:t xml:space="preserve">myclass.mercubuana.ac·id</w:t>
                       </w:r>
                     </w:p>
                   </w:txbxContent>
@@ -2512,7 +2512,7 @@
                                 <w:sz w:val="20"/>
                                 <w:szCs w:val="20"/>
                               </w:rPr>
-                              <w:t>www.mercubuana.ac.id</w:t>
+                              <w:t xml:space="preserve">www.mercubuana.ac·id</w:t>
                             </w:r>
                           </w:p>
                         </w:txbxContent>
@@ -2558,7 +2558,7 @@
                           <w:sz w:val="20"/>
                           <w:szCs w:val="20"/>
                         </w:rPr>
-                        <w:t>www.mercubuana.ac.id</w:t>
+                        <w:t xml:space="preserve">www.mercubuana.ac·id</w:t>
                       </w:r>
                     </w:p>
                   </w:txbxContent>
@@ -2802,6 +2802,15 @@
         </w:rPr>
         <w:t>Setelah pertemuan ini mahasiswa dapat: menghitung statistik dasar (mean, variance, std, RMS); menghitung fitur bentuk sinyal (peak, peak-to-peak, mean absolute); menghitung fitur orde tinggi (crest factor, kurtosis, skewness, shape factor, impulse factor); serta menginterpretasikan fenomena U-shape crest factor sepanjang lifetime bearing.</w:t>
       </w:r>
+      <w:r>
+        <w:rPr>
+          <w:rFonts w:ascii="Arial" w:hAnsi="Arial" w:cs="Arial"/>
+          <w:b w:val="0"/>
+          <w:i w:val="0"/>
+          <w:sz w:val="22"/>
+        </w:rPr>
+        <w:t xml:space="preserve"> Hubungan ini dirangkum dalam Persamaan (1).</w:t>
+      </w:r>
     </w:p>
     <w:p>
       <w:pPr>
@@ -2841,6 +2850,16 @@
         </w:rPr>
         <w:t>μ = (1/N)·Σxi          σ = √((1/N)·Σ(xi−μ)²)          RMS = √((1/N)·Σxi²)</w:t>
       </w:r>
+      <w:r>
+        <w:rPr>
+          <w:rFonts w:ascii="Arial" w:hAnsi="Arial" w:cs="Arial"/>
+          <w:b/>
+          <w:i/>
+          <w:color w:val="305496"/>
+          <w:sz w:val="22"/>
+        </w:rPr>
+        <w:t xml:space="preserve">   (1)</w:t>
+      </w:r>
     </w:p>
     <w:p>
       <w:pPr>
@@ -2856,6 +2875,15 @@
         </w:rPr>
         <w:t>Mean idealnya bernilai 0 untuk sinyal AC-coupled seperti getaran; mean yang bergeser dari nol menandakan bias DC dari sensor, bukan kondisi mesin. Variance/std mengukur sebaran; std yang naik berarti amplitudo getaran membesar. RMS adalah fitur paling fundamental dalam industri vibrasi karena merepresentasikan energi sinyal per satuan waktu; ISO 10816 memakai RMS velocity (mm/s) sebagai basis klasifikasi severity.</w:t>
       </w:r>
+      <w:r>
+        <w:rPr>
+          <w:rFonts w:ascii="Arial" w:hAnsi="Arial" w:cs="Arial"/>
+          <w:b w:val="0"/>
+          <w:i w:val="0"/>
+          <w:sz w:val="22"/>
+        </w:rPr>
+        <w:t xml:space="preserve"> Bentuk ringkasnya dituliskan pada Persamaan (2).</w:t>
+      </w:r>
     </w:p>
     <w:p>
       <w:pPr>
@@ -2872,6 +2900,16 @@
         </w:rPr>
         <w:t>Identitas penting: RMS² = μ² + σ²  (untuk sinyal AC-coupled dengan μ≈0, RMS ≈ σ)</w:t>
       </w:r>
+      <w:r>
+        <w:rPr>
+          <w:rFonts w:ascii="Arial" w:hAnsi="Arial" w:cs="Arial"/>
+          <w:b/>
+          <w:i/>
+          <w:color w:val="305496"/>
+          <w:sz w:val="22"/>
+        </w:rPr>
+        <w:t xml:space="preserve">   (2)</w:t>
+      </w:r>
     </w:p>
     <w:p>
       <w:pPr>
@@ -2886,6 +2924,24 @@
           <w:sz w:val="22"/>
         </w:rPr>
         <w:t>RMS lebih disukai dibanding peak untuk monitoring karena tahan terhadap spike noise: satu impak palsu bisa melonjakkan peak hingga 10 kali lipat, tetapi hampir tidak mengubah RMS. Inilah sebabnya standar ISO 10816, ISO 13373, dan API 670 semuanya memakai RMS sebagai basis klasifikasi.</w:t>
+      </w:r>
+      <w:r>
+        <w:rPr>
+          <w:rFonts w:ascii="Arial" w:hAnsi="Arial" w:cs="Arial"/>
+          <w:b w:val="0"/>
+          <w:i w:val="0"/>
+          <w:sz w:val="22"/>
+        </w:rPr>
+        <w:t xml:space="preserve"> Persamaan (3) memadatkan aturan tersebut.</w:t>
+      </w:r>
+      <w:r>
+        <w:rPr>
+          <w:rFonts w:ascii="Arial" w:hAnsi="Arial" w:cs="Arial"/>
+          <w:b w:val="0"/>
+          <w:i w:val="0"/>
+          <w:sz w:val="22"/>
+        </w:rPr>
+        <w:t xml:space="preserve"> Skemanya diperlihatkan pada Gambar 2.</w:t>
       </w:r>
     </w:p>
     <w:p>
@@ -2983,6 +3039,16 @@
         </w:rPr>
         <w:t>xpeak = max|xi|          PP = max(x)−min(x)          |x|avg = (1/N)·Σ|xi|</w:t>
       </w:r>
+      <w:r>
+        <w:rPr>
+          <w:rFonts w:ascii="Arial" w:hAnsi="Arial" w:cs="Arial"/>
+          <w:b/>
+          <w:i/>
+          <w:color w:val="305496"/>
+          <w:sz w:val="22"/>
+        </w:rPr>
+        <w:t xml:space="preserve">   (3)</w:t>
+      </w:r>
     </w:p>
     <w:p>
       <w:pPr>
@@ -3104,7 +3170,7 @@
           <w:i w:val="0"/>
           <w:sz w:val="22"/>
         </w:rPr>
-        <w:t>Untuk sinyal noise Gaussian murni berlaku hubungan pendekatan: |x|avg ≈ 0,798·RMS, xpeak ≈ 3·RMS (aturan 3-sigma), dan PP ≈ 6·RMS. Deviasi signifikan dari rasio-rasio ini menandakan sinyal bersifat non-Gaussian, biasanya karena ada komponen impulsif atau periodik.</w:t>
+        <w:t xml:space="preserve">Untuk sinyal noise Gaussian murni berlaku hubungan pendekatan: |x|avg ≈ 0,798·RMS, xpeak ≈ 3·RMS (aturan 3-σ), dan PP ≈ 6·RMS. Deviasi signifikan dari rasio-rasio ini menandakan sinyal bersifat non-Gaussian, biasanya karena ada komponen impulsif atau periodik.</w:t>
       </w:r>
     </w:p>
     <w:p>
@@ -3289,7 +3355,7 @@
                 <w:i w:val="0"/>
                 <w:sz w:val="19"/>
               </w:rPr>
-              <w:t>Mean (mu)</w:t>
+              <w:t xml:space="preserve">Mean (μ)</w:t>
             </w:r>
           </w:p>
         </w:tc>
@@ -3848,6 +3914,16 @@
         </w:rPr>
         <w:t>Crest = xpeak/RMS      Kurt = E[(x−μ)⁴]/σ⁴      Skew = E[(x−μ)³]/σ³</w:t>
       </w:r>
+      <w:r>
+        <w:rPr>
+          <w:rFonts w:ascii="Arial" w:hAnsi="Arial" w:cs="Arial"/>
+          <w:b/>
+          <w:i/>
+          <w:color w:val="305496"/>
+          <w:sz w:val="22"/>
+        </w:rPr>
+        <w:t xml:space="preserve">   (4)</w:t>
+      </w:r>
     </w:p>
     <w:p>
       <w:pPr>
@@ -3879,7 +3955,16 @@
           <w:i w:val="0"/>
           <w:sz w:val="22"/>
         </w:rPr>
-        <w:t>sinusoidal murni menghasilkan CF=akar(2)≈1,414; noise Gaussian menghasilkan CF≈3-4; CF&gt;4-5 menandakan impak transien atau kerusakan bearing tahap awal; CF merupakan leading indicator yang naik sebelum RMS ikut naik.</w:t>
+        <w:t xml:space="preserve">sinusoidal murni menghasilkan CF=√(2)≈1,414; noise Gaussian menghasilkan CF≈3-4; CF&gt;4-5 menandakan impak transien atau kerusakan bearing tahap awal; CF merupakan leading indicator yang naik sebelum RMS ikut naik.</w:t>
+      </w:r>
+      <w:r>
+        <w:rPr>
+          <w:rFonts w:ascii="Arial" w:hAnsi="Arial" w:cs="Arial"/>
+          <w:b w:val="0"/>
+          <w:i w:val="0"/>
+          <w:sz w:val="22"/>
+        </w:rPr>
+        <w:t xml:space="preserve"> Rangkuman kuantitatifnya tertulis pada Persamaan (4).</w:t>
       </w:r>
     </w:p>
     <w:p>
@@ -4945,6 +5030,15 @@
         </w:rPr>
         <w:t>Fenomena U-shaped crest factor terjadi sepanjang lifetime bearing: kondisi sehat menghasilkan CF sekitar 3-4; early defect menaikkan CF ke 5-8 karena impak masih singkat dan belum mengangkat RMS; sedangkan severe fault menurunkan CF kembali ke 3-4 karena defect sudah menjadi konstan/berisik dan RMS ikut naik proporsional. Kesimpulannya, kombinasi CF, RMS, dan Kurtosis diperlukan bersama-sama, tidak cukup satu fitur saja.</w:t>
       </w:r>
+      <w:r>
+        <w:rPr>
+          <w:rFonts w:ascii="Arial" w:hAnsi="Arial" w:cs="Arial"/>
+          <w:b w:val="0"/>
+          <w:i w:val="0"/>
+          <w:sz w:val="22"/>
+        </w:rPr>
+        <w:t xml:space="preserve"> Perhatikan ilustrasinya pada Gambar 3.</w:t>
+      </w:r>
     </w:p>
     <w:p>
       <w:pPr>
@@ -5071,7 +5165,7 @@
           <w:i w:val="0"/>
           <w:sz w:val="22"/>
         </w:rPr>
-        <w:t>nilai "220V RMS" pada listrik rumah sebenarnya berasal dari tegangan puncak sekitar ±311V; RMS=311/akar(2)=220V, merepresentasikan energi efektif, bukan nilai sesaat.</w:t>
+        <w:t xml:space="preserve">nilai "220V RMS" pada listrik rumah sebenarnya berasal dari tegangan puncak sekitar ±311V; RMS=311/√(2)=220V, merepresentasikan energi efektif, bukan nilai sesaat.</w:t>
       </w:r>
     </w:p>
     <w:p>
@@ -5849,7 +5943,7 @@
           <w:color w:val="333333"/>
           <w:sz w:val="21"/>
         </w:rPr>
-        <w:t>akar((1/N) Σ xi²)</w:t>
+        <w:t xml:space="preserve">√((1/N) Σ xi²)</w:t>
       </w:r>
     </w:p>
     <w:p>
@@ -6353,7 +6447,7 @@
           <w:color w:val="333333"/>
           <w:sz w:val="21"/>
         </w:rPr>
-        <w:t>akar(2) mendekati 1,414</w:t>
+        <w:t xml:space="preserve">√(2) mendekati 1,414</w:t>
       </w:r>
     </w:p>
     <w:p>
@@ -6425,7 +6519,7 @@
           <w:color w:val="333333"/>
           <w:sz w:val="21"/>
         </w:rPr>
-        <w:t>pi</w:t>
+        <w:t xml:space="preserve">π</w:t>
       </w:r>
     </w:p>
     <w:p>
@@ -7464,7 +7558,35 @@
           <w:i w:val="0"/>
           <w:sz w:val="22"/>
         </w:rPr>
-        <w:t>Dataset referensi (dipakai C1-C10, deterministik untuk auto-grading):</w:t>
+        <w:t xml:space="preserve">Dataset referensi (dipakai </w:t>
+      </w:r>
+      <w:r>
+        <w:rPr>
+          <w:rFonts w:ascii="Arial" w:hAnsi="Arial" w:cs="Arial"/>
+          <w:b w:val="0"/>
+          <w:i w:val="0"/>
+          <w:sz w:val="22"/>
+        </w:rPr>
+        <w:t xml:space="preserve">C</w:t>
+      </w:r>
+      <w:r>
+        <w:rPr>
+          <w:rFonts w:ascii="Arial" w:hAnsi="Arial" w:cs="Arial"/>
+          <w:b w:val="0"/>
+          <w:i w:val="0"/>
+          <w:sz w:val="22"/>
+          <w:vertAlign w:val="subscript"/>
+        </w:rPr>
+        <w:t xml:space="preserve">1</w:t>
+      </w:r>
+      <w:r>
+        <w:rPr>
+          <w:rFonts w:ascii="Arial" w:hAnsi="Arial" w:cs="Arial"/>
+          <w:b w:val="0"/>
+          <w:i w:val="0"/>
+          <w:sz w:val="22"/>
+        </w:rPr>
+        <w:t xml:space="preserve">-C10, deterministik untuk auto-grading):</w:t>
       </w:r>
     </w:p>
     <w:p>
@@ -7528,7 +7650,7 @@
           <w:i w:val="0"/>
           <w:sz w:val="17"/>
         </w:rPr>
-        <w:t>x = np.sin(2*np.pi*i/100) + 0.5*((-1)**i)</w:t>
+        <w:t xml:space="preserve">x = np.sin(2*np.pi*i/100) + 0.5·((-1)**i)</w:t>
       </w:r>
     </w:p>
     <w:p>
@@ -7672,7 +7794,7 @@
           <w:i w:val="0"/>
           <w:sz w:val="22"/>
         </w:rPr>
-        <w:t>Hitung RMS sinyal x menggunakan formula akar((1/N)Σxi²). Untuk sinyal AC-coupled, RMS harus mendekati std.</w:t>
+        <w:t xml:space="preserve">Hitung RMS sinyal x menggunakan formula √((1/N)Σxi²). Untuk sinyal AC-coupled, RMS harus mendekati std.</w:t>
       </w:r>
     </w:p>
     <w:p>
@@ -8243,7 +8365,7 @@
           <w:i w:val="0"/>
           <w:sz w:val="22"/>
         </w:rPr>
-        <w:t>Implementasikan simulasi degradasi bearing: untuk progress p dalam {0.0, 0.5, 1.0}, generate sinyal sig = sin(2*pi*30*t) + 0,4*(1+2p)*np.random.randn(N) dengan tambahan int(100*p) impak transien (decay x sin(2*pi*2000*t)) di lokasi acak. Pakai np.random.seed(42), fs=25600, N=fs*1, T=1 detik. Hitung RMS pada p=1,0 (severe).</w:t>
+        <w:t xml:space="preserve">Implementasikan simulasi degradasi bearing: untuk progress p dalam {0.0, 0.5, 1.0}, generate sinyal sig = sin(2·π·30·t) + 0,4·(1+2p)·np.random.randn(N) dengan tambahan int(100·p) impak transien (decay x sin(2·π·2000·t)) di lokasi acak. Pakai np.random.seed(42), fs=25600, N=fs·1, T=1 detik. Hitung RMS pada p=1,0 (severe).</w:t>
       </w:r>
     </w:p>
     <w:p>
@@ -8339,7 +8461,7 @@
           <w:color w:val="333333"/>
           <w:sz w:val="21"/>
         </w:rPr>
-        <w:t>Bangun trajectory crest factor sesuai model di soal, lalu cari indeks puncaknya dengan np.argmax; puncak teoretis ada di turunan nol dari suku p*exp(-4p).</w:t>
+        <w:t xml:space="preserve">Bangun trajectory crest factor sesuai model di soal, lalu cari indeks puncaknya dengan np.argmax; puncak teoretis ada di turunan nol dari suku p·exp(-4p).</w:t>
       </w:r>
     </w:p>
     <w:p>
@@ -8363,7 +8485,63 @@
           <w:i w:val="0"/>
           <w:sz w:val="22"/>
         </w:rPr>
-        <w:t>Implementasikan klasifikasi healthy vs faulty berbasis threshold: untuk dataset referensi, injeksikan 5 impak besar di indeks [100,250,400,600,850] dengan amplitudo +5,0 (single sample) menjadi x_faulty. Hitung kurtosis x dan x_faulty. Laporkan selisih kurtosis (faulty − healthy), harus positif besar karena impak menambah ekor distribusi.</w:t>
+        <w:t xml:space="preserve">Implementasikan klasifikasi healthy vs faulty berbasis threshold: untuk dataset referensi, injeksikan 5 impak besar di indeks [100,250,400,600,850] dengan amplitudo +5,0 (single sample) menjadi </w:t>
+      </w:r>
+      <w:r>
+        <w:rPr>
+          <w:rFonts w:ascii="Arial" w:hAnsi="Arial" w:cs="Arial"/>
+          <w:b w:val="0"/>
+          <w:i w:val="0"/>
+          <w:sz w:val="22"/>
+        </w:rPr>
+        <w:t xml:space="preserve">x</w:t>
+      </w:r>
+      <w:r>
+        <w:rPr>
+          <w:rFonts w:ascii="Arial" w:hAnsi="Arial" w:cs="Arial"/>
+          <w:b w:val="0"/>
+          <w:i w:val="0"/>
+          <w:sz w:val="22"/>
+          <w:vertAlign w:val="subscript"/>
+        </w:rPr>
+        <w:t xml:space="preserve">faulty</w:t>
+      </w:r>
+      <w:r>
+        <w:rPr>
+          <w:rFonts w:ascii="Arial" w:hAnsi="Arial" w:cs="Arial"/>
+          <w:b w:val="0"/>
+          <w:i w:val="0"/>
+          <w:sz w:val="22"/>
+        </w:rPr>
+        <w:t xml:space="preserve">. Hitung kurtosis x dan </w:t>
+      </w:r>
+      <w:r>
+        <w:rPr>
+          <w:rFonts w:ascii="Arial" w:hAnsi="Arial" w:cs="Arial"/>
+          <w:b w:val="0"/>
+          <w:i w:val="0"/>
+          <w:sz w:val="22"/>
+        </w:rPr>
+        <w:t xml:space="preserve">x</w:t>
+      </w:r>
+      <w:r>
+        <w:rPr>
+          <w:rFonts w:ascii="Arial" w:hAnsi="Arial" w:cs="Arial"/>
+          <w:b w:val="0"/>
+          <w:i w:val="0"/>
+          <w:sz w:val="22"/>
+          <w:vertAlign w:val="subscript"/>
+        </w:rPr>
+        <w:t xml:space="preserve">faulty</w:t>
+      </w:r>
+      <w:r>
+        <w:rPr>
+          <w:rFonts w:ascii="Arial" w:hAnsi="Arial" w:cs="Arial"/>
+          <w:b w:val="0"/>
+          <w:i w:val="0"/>
+          <w:sz w:val="22"/>
+        </w:rPr>
+        <w:t xml:space="preserve">. Laporkan selisih kurtosis (faulty − healthy), harus positif besar karena impak menambah ekor distribusi.</w:t>
       </w:r>
     </w:p>
     <w:p>
@@ -8423,7 +8601,7 @@
           <w:i w:val="0"/>
           <w:sz w:val="22"/>
         </w:rPr>
-        <w:t>Implementasikan feature pipeline lengkap untuk segmen multi-channel: simulasikan 3 sensor (acc_x, acc_y, acc_z) dari dataset referensi tetapi acc_y=x*1,2, acc_z=x*0,8 (faktor channel). Untuk setiap channel hitung 12 fitur. Buat feature matrix dengan shape (3,12). Laporkan jumlah total semua RMS dari 3 channel: rms_total = sum(rms_channel for each).</w:t>
+        <w:t xml:space="preserve">Implementasikan feature pipeline lengkap untuk segmen multi-channel: simulasikan 3 sensor (acc_x, acc_y, acc_z) dari dataset referensi tetapi acc_y=x·1,2, acc_z=x·0,8 (faktor channel). Untuk setiap channel hitung 12 fitur. Buat feature matrix dengan shape (3,12). Laporkan jumlah total semua RMS dari 3 channel: rms_total = sum(rms_channel for each).</w:t>
       </w:r>
     </w:p>
     <w:p>
@@ -8459,7 +8637,7 @@
           <w:color w:val="333333"/>
           <w:sz w:val="21"/>
         </w:rPr>
-        <w:t>RMS bersifat linear terhadap skala: RMS(alpha*x)=alpha*RMS(x), jadi total = (jumlah koefisien) x RMS(x). Implementasikan dengan loop atau operasi vektor.</w:t>
+        <w:t xml:space="preserve">RMS bersifat linear terhadap skala: RMS(α·x)=α·RMS(x), jadi total = (jumlah koefisien) x RMS(x). Implementasikan dengan loop atau operasi vektor.</w:t>
       </w:r>
     </w:p>
     <w:p>

--- a/Optimalisasi-dan-Automasi/Modul-Word/Modul-6-Ekstraksi-Fitur-Domain-Waktu.docx
+++ b/Optimalisasi-dan-Automasi/Modul-Word/Modul-6-Ekstraksi-Fitur-Domain-Waktu.docx
@@ -7650,7 +7650,7 @@
           <w:i w:val="0"/>
           <w:sz w:val="17"/>
         </w:rPr>
-        <w:t xml:space="preserve">x = np.sin(2*np.pi*i/100) + 0.5·((-1)**i)</w:t>
+        <w:t>x = np.sin(2*np.pi*i/100) + 0.5*((-1)**i)</w:t>
       </w:r>
     </w:p>
     <w:p>
@@ -8365,7 +8365,7 @@
           <w:i w:val="0"/>
           <w:sz w:val="22"/>
         </w:rPr>
-        <w:t xml:space="preserve">Implementasikan simulasi degradasi bearing: untuk progress p dalam {0.0, 0.5, 1.0}, generate sinyal sig = sin(2·π·30·t) + 0,4·(1+2p)·np.random.randn(N) dengan tambahan int(100·p) impak transien (decay x sin(2·π·2000·t)) di lokasi acak. Pakai np.random.seed(42), fs=25600, N=fs·1, T=1 detik. Hitung RMS pada p=1,0 (severe).</w:t>
+        <w:t xml:space="preserve">Implementasikan simulasi degradasi bearing: untuk progress p dalam {0.0, 0.5, 1.0}, generate sinyal sig = sin(2*π*30*t) + 0,4*(1+2p)*np.random.randn(N) dengan tambahan int(100*p) impak transien (decay x sin(2*π*2000*t)) di lokasi acak. Pakai np.random.seed(42), fs=25600, N=fs*1, T=1 detik. Hitung RMS pada p=1,0 (severe).</w:t>
       </w:r>
     </w:p>
     <w:p>
@@ -8461,7 +8461,7 @@
           <w:color w:val="333333"/>
           <w:sz w:val="21"/>
         </w:rPr>
-        <w:t xml:space="preserve">Bangun trajectory crest factor sesuai model di soal, lalu cari indeks puncaknya dengan np.argmax; puncak teoretis ada di turunan nol dari suku p·exp(-4p).</w:t>
+        <w:t>Bangun trajectory crest factor sesuai model di soal, lalu cari indeks puncaknya dengan np.argmax; puncak teoretis ada di turunan nol dari suku p*exp(-4p).</w:t>
       </w:r>
     </w:p>
     <w:p>

--- a/Optimalisasi-dan-Automasi/Modul-Word/Modul-6-Ekstraksi-Fitur-Domain-Waktu.docx
+++ b/Optimalisasi-dan-Automasi/Modul-Word/Modul-6-Ekstraksi-Fitur-Domain-Waktu.docx
@@ -2837,8 +2837,11 @@
     </w:p>
     <w:p>
       <w:pPr>
+        <w:tabs>
+          <w:tab w:val="center" w:pos="4393"/>
+          <w:tab w:val="right" w:pos="8787"/>
+        </w:tabs>
         <w:spacing w:before="40" w:after="120"/>
-        <w:jc w:val="center"/>
       </w:pPr>
       <w:r>
         <w:rPr>
@@ -2848,7 +2851,7 @@
           <w:color w:val="305496"/>
           <w:sz w:val="22"/>
         </w:rPr>
-        <w:t>μ = (1/N)·Σxi          σ = √((1/N)·Σ(xi−μ)²)          RMS = √((1/N)·Σxi²)</w:t>
+        <w:tab/>
       </w:r>
       <w:r>
         <w:rPr>
@@ -2858,7 +2861,18 @@
           <w:color w:val="305496"/>
           <w:sz w:val="22"/>
         </w:rPr>
-        <w:t xml:space="preserve">   (1)</w:t>
+        <w:t>μ = (1/N)·Σxi          σ = √((1/N)·Σ(xi−μ)²)          RMS = √((1/N)·Σxi²)</w:t>
+      </w:r>
+      <w:r>
+        <w:rPr>
+          <w:rFonts w:ascii="Arial" w:hAnsi="Arial" w:cs="Arial"/>
+          <w:b/>
+          <w:i/>
+          <w:color w:val="305496"/>
+          <w:sz w:val="22"/>
+        </w:rPr>
+        <w:tab/>
+        <w:t xml:space="preserve">(1)</w:t>
       </w:r>
     </w:p>
     <w:p>
@@ -2887,8 +2901,11 @@
     </w:p>
     <w:p>
       <w:pPr>
+        <w:tabs>
+          <w:tab w:val="center" w:pos="4393"/>
+          <w:tab w:val="right" w:pos="8787"/>
+        </w:tabs>
         <w:spacing w:before="40" w:after="120"/>
-        <w:jc w:val="center"/>
       </w:pPr>
       <w:r>
         <w:rPr>
@@ -2898,7 +2915,7 @@
           <w:color w:val="305496"/>
           <w:sz w:val="22"/>
         </w:rPr>
-        <w:t>Identitas penting: RMS² = μ² + σ²  (untuk sinyal AC-coupled dengan μ≈0, RMS ≈ σ)</w:t>
+        <w:tab/>
       </w:r>
       <w:r>
         <w:rPr>
@@ -2908,7 +2925,18 @@
           <w:color w:val="305496"/>
           <w:sz w:val="22"/>
         </w:rPr>
-        <w:t xml:space="preserve">   (2)</w:t>
+        <w:t>Identitas penting: RMS² = μ² + σ²  (untuk sinyal AC-coupled dengan μ≈0, RMS ≈ σ)</w:t>
+      </w:r>
+      <w:r>
+        <w:rPr>
+          <w:rFonts w:ascii="Arial" w:hAnsi="Arial" w:cs="Arial"/>
+          <w:b/>
+          <w:i/>
+          <w:color w:val="305496"/>
+          <w:sz w:val="22"/>
+        </w:rPr>
+        <w:tab/>
+        <w:t xml:space="preserve">(2)</w:t>
       </w:r>
     </w:p>
     <w:p>
@@ -3026,8 +3054,11 @@
     </w:p>
     <w:p>
       <w:pPr>
+        <w:tabs>
+          <w:tab w:val="center" w:pos="4393"/>
+          <w:tab w:val="right" w:pos="8787"/>
+        </w:tabs>
         <w:spacing w:before="40" w:after="120"/>
-        <w:jc w:val="center"/>
       </w:pPr>
       <w:r>
         <w:rPr>
@@ -3037,7 +3068,7 @@
           <w:color w:val="305496"/>
           <w:sz w:val="22"/>
         </w:rPr>
-        <w:t>xpeak = max|xi|          PP = max(x)−min(x)          |x|avg = (1/N)·Σ|xi|</w:t>
+        <w:tab/>
       </w:r>
       <w:r>
         <w:rPr>
@@ -3047,7 +3078,18 @@
           <w:color w:val="305496"/>
           <w:sz w:val="22"/>
         </w:rPr>
-        <w:t xml:space="preserve">   (3)</w:t>
+        <w:t>xpeak = max|xi|          PP = max(x)−min(x)          |x|avg = (1/N)·Σ|xi|</w:t>
+      </w:r>
+      <w:r>
+        <w:rPr>
+          <w:rFonts w:ascii="Arial" w:hAnsi="Arial" w:cs="Arial"/>
+          <w:b/>
+          <w:i/>
+          <w:color w:val="305496"/>
+          <w:sz w:val="22"/>
+        </w:rPr>
+        <w:tab/>
+        <w:t xml:space="preserve">(3)</w:t>
       </w:r>
     </w:p>
     <w:p>
@@ -3901,8 +3943,11 @@
     </w:p>
     <w:p>
       <w:pPr>
+        <w:tabs>
+          <w:tab w:val="center" w:pos="4393"/>
+          <w:tab w:val="right" w:pos="8787"/>
+        </w:tabs>
         <w:spacing w:before="40" w:after="120"/>
-        <w:jc w:val="center"/>
       </w:pPr>
       <w:r>
         <w:rPr>
@@ -3912,7 +3957,7 @@
           <w:color w:val="305496"/>
           <w:sz w:val="22"/>
         </w:rPr>
-        <w:t>Crest = xpeak/RMS      Kurt = E[(x−μ)⁴]/σ⁴      Skew = E[(x−μ)³]/σ³</w:t>
+        <w:tab/>
       </w:r>
       <w:r>
         <w:rPr>
@@ -3922,7 +3967,18 @@
           <w:color w:val="305496"/>
           <w:sz w:val="22"/>
         </w:rPr>
-        <w:t xml:space="preserve">   (4)</w:t>
+        <w:t>Crest = xpeak/RMS      Kurt = E[(x−μ)⁴]/σ⁴      Skew = E[(x−μ)³]/σ³</w:t>
+      </w:r>
+      <w:r>
+        <w:rPr>
+          <w:rFonts w:ascii="Arial" w:hAnsi="Arial" w:cs="Arial"/>
+          <w:b/>
+          <w:i/>
+          <w:color w:val="305496"/>
+          <w:sz w:val="22"/>
+        </w:rPr>
+        <w:tab/>
+        <w:t xml:space="preserve">(4)</w:t>
       </w:r>
     </w:p>
     <w:p>

--- a/Optimalisasi-dan-Automasi/Modul-Word/Modul-6-Ekstraksi-Fitur-Domain-Waktu.docx
+++ b/Optimalisasi-dan-Automasi/Modul-Word/Modul-6-Ekstraksi-Fitur-Domain-Waktu.docx
@@ -2579,45 +2579,65 @@
     <w:p>
       <w:pPr>
         <w:pBdr>
-          <w:top w:val="single" w:sz="8" w:space="6" w:color="2E9E6B"/>
-          <w:left w:val="single" w:sz="8" w:space="6" w:color="2E9E6B"/>
-          <w:bottom w:val="single" w:sz="8" w:space="6" w:color="2E9E6B"/>
-          <w:right w:val="single" w:sz="8" w:space="6" w:color="2E9E6B"/>
+          <w:top w:val="single" w:sz="6" w:space="10" w:color="BFE3D0"/>
+          <w:left w:val="single" w:sz="24" w:space="12" w:color="1F7A55"/>
+          <w:bottom w:val="single" w:sz="6" w:space="10" w:color="BFE3D0"/>
+          <w:right w:val="single" w:sz="6" w:space="10" w:color="BFE3D0"/>
         </w:pBdr>
-        <w:shd w:val="clear" w:fill="EAF7F0"/>
-        <w:spacing w:before="80" w:after="240"/>
-      </w:pPr>
-      <w:r>
-        <w:rPr>
-          <w:rFonts w:ascii="Arial" w:hAnsi="Arial" w:cs="Arial"/>
-          <w:b/>
-          <w:i w:val="0"/>
-          <w:color w:val="1F3864"/>
-          <w:sz w:val="21"/>
-        </w:rPr>
-        <w:t xml:space="preserve">🔗 Modul Interaktif: </w:t>
+        <w:shd w:val="clear" w:fill="F1FAF5"/>
+        <w:spacing w:before="140" w:after="60" w:line="264" w:lineRule="auto"/>
+        <w:ind w:left="170" w:right="170"/>
+        <w:jc w:val="left"/>
+      </w:pPr>
+      <w:r>
+        <w:rPr>
+          <w:rFonts w:ascii="Arial" w:hAnsi="Arial" w:cs="Arial"/>
+          <w:b/>
+          <w:i w:val="0"/>
+          <w:color w:val="1F7A55"/>
+          <w:sz w:val="17"/>
+          <w:spacing w:val="30"/>
+        </w:rPr>
+        <w:t xml:space="preserve">🔗 MODUL INTERAKTIF</w:t>
+      </w:r>
+      <w:r>
+        <w:br/>
       </w:r>
       <w:hyperlink r:id="rId19">
         <w:r>
           <w:rPr>
             <w:rFonts w:ascii="Arial" w:hAnsi="Arial" w:cs="Arial"/>
-            <w:sz w:val="22"/>
+            <w:b/>
             <w:color w:val="0563C1"/>
+            <w:sz w:val="20"/>
             <w:u w:val="single"/>
-            <w:b/>
           </w:rPr>
           <w:t xml:space="preserve">https://dedik-romahadi.github.io/Mechanical-Engineering-Courses/Optimalisasi-dan-Automasi/Modul/Modul-6.html</w:t>
         </w:r>
       </w:hyperlink>
-      <w:r>
-        <w:rPr>
-          <w:rFonts w:ascii="Arial" w:hAnsi="Arial" w:cs="Arial"/>
-          <w:b w:val="0"/>
-          <w:i w:val="0"/>
-          <w:color w:val="333333"/>
-          <w:sz w:val="20"/>
-        </w:rPr>
-        <w:t>. Pada layar masuk, pilih tombol “👁️ Mode Preview (Tanpa Login)” untuk melihat modul lengkap (animasi, kalkulator interaktif, editor kode Python langsung di browser) tanpa perlu akun. Soal pada Mode Preview bersifat tampilan saja; jawaban benar/salah dan poin tidak aktif.</w:t>
+    </w:p>
+    <w:p>
+      <w:pPr>
+        <w:pBdr>
+          <w:top w:val="single" w:sz="6" w:space="10" w:color="BFE3D0"/>
+          <w:left w:val="single" w:sz="24" w:space="12" w:color="1F7A55"/>
+          <w:bottom w:val="single" w:sz="6" w:space="10" w:color="BFE3D0"/>
+          <w:right w:val="single" w:sz="6" w:space="10" w:color="BFE3D0"/>
+        </w:pBdr>
+        <w:shd w:val="clear" w:fill="F1FAF5"/>
+        <w:spacing w:before="0" w:after="140" w:line="264" w:lineRule="auto"/>
+        <w:ind w:left="170" w:right="170"/>
+        <w:jc w:val="left"/>
+      </w:pPr>
+      <w:r>
+        <w:rPr>
+          <w:rFonts w:ascii="Arial" w:hAnsi="Arial" w:cs="Arial"/>
+          <w:b w:val="0"/>
+          <w:i w:val="0"/>
+          <w:color w:val="44525F"/>
+          <w:sz w:val="19"/>
+        </w:rPr>
+        <w:t xml:space="preserve">Pada layar masuk, pilih tombol “👁️ Mode Preview (Tanpa Login)” untuk melihat modul lengkap (animasi, kalkulator interaktif, editor kode Python langsung di browser) tanpa perlu akun. Soal pada Mode Preview bersifat tampilan saja; jawaban benar/salah dan poin tidak aktif.</w:t>
       </w:r>
     </w:p>
     <w:p>
